--- a/public/fun/forms/이력서_데이터분석가_1_정석형.docx
+++ b/public/fun/forms/이력서_데이터분석가_1_정석형.docx
@@ -215,6 +215,294 @@
           <w:tcPr>
             <w:tcW w:type="dxa" w:w="9150"/>
             <w:gridSpan w:val="3"/>
+            <w:vAlign w:val="center"/>
+          </w:tcPr>
+          <w:p/>
+        </w:tc>
+      </w:tr>
+    </w:tbl>
+    <w:p>
+      <w:pPr>
+        <w:keepNext/>
+        <w:pBdr>
+          <w:left w:val="single" w:sz="36" w:space="6" w:color="4D755A"/>
+        </w:pBdr>
+        <w:spacing w:before="240" w:after="80"/>
+        <w:ind w:left="140"/>
+        <w:jc w:val="left"/>
+      </w:pPr>
+      <w:r>
+        <w:rPr>
+          <w:rFonts w:ascii="바탕" w:hAnsi="바탕" w:eastAsia="바탕" w:cs="바탕"/>
+          <w:b/>
+          <w:color w:val="2B4634"/>
+          <w:sz w:val="22"/>
+        </w:rPr>
+        <w:t>학력 · 자격 · 교육</w:t>
+      </w:r>
+    </w:p>
+    <w:tbl>
+      <w:tblPr>
+        <w:tblW w:w="10350" w:type="dxa"/>
+        <w:jc w:val="left"/>
+        <w:tblBorders>
+          <w:top w:val="single" w:sz="4" w:space="0" w:color="C5D3CA"/>
+          <w:left w:val="single" w:sz="4" w:space="0" w:color="C5D3CA"/>
+          <w:bottom w:val="single" w:sz="4" w:space="0" w:color="C5D3CA"/>
+          <w:right w:val="single" w:sz="4" w:space="0" w:color="C5D3CA"/>
+          <w:insideH w:val="single" w:sz="4" w:space="0" w:color="C5D3CA"/>
+          <w:insideV w:val="single" w:sz="4" w:space="0" w:color="C5D3CA"/>
+        </w:tblBorders>
+        <w:tblLayout w:type="fixed"/>
+        <w:tblCellMar>
+          <w:top w:w="40" w:type="dxa"/>
+          <w:left w:w="80" w:type="dxa"/>
+          <w:bottom w:w="40" w:type="dxa"/>
+          <w:right w:w="80" w:type="dxa"/>
+        </w:tblCellMar>
+        <w:tblLook w:firstColumn="1" w:firstRow="1" w:lastColumn="0" w:lastRow="0" w:noHBand="0" w:noVBand="1" w:val="04A0"/>
+      </w:tblPr>
+      <w:tblGrid>
+        <w:gridCol w:w="2070"/>
+        <w:gridCol w:w="2760"/>
+        <w:gridCol w:w="2760"/>
+        <w:gridCol w:w="2760"/>
+      </w:tblGrid>
+      <w:tr>
+        <w:trPr>
+          <w:trHeight w:val="420" w:hRule="atLeast"/>
+          <w:cantSplit/>
+        </w:trPr>
+        <w:tc>
+          <w:tcPr>
+            <w:tcW w:type="dxa" w:w="2070"/>
+            <w:shd w:val="clear" w:color="auto" w:fill="F2F5F3"/>
+            <w:vAlign w:val="center"/>
+          </w:tcPr>
+          <w:p>
+            <w:pPr>
+              <w:spacing w:before="0" w:after="0"/>
+              <w:jc w:val="center"/>
+            </w:pPr>
+            <w:r>
+              <w:rPr>
+                <w:b/>
+                <w:color w:val="2B4634"/>
+                <w:sz w:val="19"/>
+              </w:rPr>
+              <w:t>기 간</w:t>
+            </w:r>
+          </w:p>
+        </w:tc>
+        <w:tc>
+          <w:tcPr>
+            <w:tcW w:type="dxa" w:w="2760"/>
+            <w:shd w:val="clear" w:color="auto" w:fill="F2F5F3"/>
+            <w:vAlign w:val="center"/>
+          </w:tcPr>
+          <w:p>
+            <w:pPr>
+              <w:spacing w:before="0" w:after="0"/>
+              <w:jc w:val="center"/>
+            </w:pPr>
+            <w:r>
+              <w:rPr>
+                <w:b/>
+                <w:color w:val="2B4634"/>
+                <w:sz w:val="19"/>
+              </w:rPr>
+              <w:t>학교 / 기관</w:t>
+            </w:r>
+          </w:p>
+        </w:tc>
+        <w:tc>
+          <w:tcPr>
+            <w:tcW w:type="dxa" w:w="2760"/>
+            <w:shd w:val="clear" w:color="auto" w:fill="F2F5F3"/>
+            <w:vAlign w:val="center"/>
+          </w:tcPr>
+          <w:p>
+            <w:pPr>
+              <w:spacing w:before="0" w:after="0"/>
+              <w:jc w:val="center"/>
+            </w:pPr>
+            <w:r>
+              <w:rPr>
+                <w:b/>
+                <w:color w:val="2B4634"/>
+                <w:sz w:val="19"/>
+              </w:rPr>
+              <w:t>전공 / 자격명</w:t>
+            </w:r>
+          </w:p>
+        </w:tc>
+        <w:tc>
+          <w:tcPr>
+            <w:tcW w:type="dxa" w:w="2760"/>
+            <w:shd w:val="clear" w:color="auto" w:fill="F2F5F3"/>
+            <w:vAlign w:val="center"/>
+          </w:tcPr>
+          <w:p>
+            <w:pPr>
+              <w:spacing w:before="0" w:after="0"/>
+              <w:jc w:val="center"/>
+            </w:pPr>
+            <w:r>
+              <w:rPr>
+                <w:b/>
+                <w:color w:val="2B4634"/>
+                <w:sz w:val="19"/>
+              </w:rPr>
+              <w:t>비 고</w:t>
+            </w:r>
+          </w:p>
+        </w:tc>
+      </w:tr>
+      <w:tr>
+        <w:trPr>
+          <w:trHeight w:val="465" w:hRule="atLeast"/>
+          <w:cantSplit/>
+        </w:trPr>
+        <w:tc>
+          <w:tcPr>
+            <w:tcW w:type="dxa" w:w="2070"/>
+            <w:vAlign w:val="center"/>
+          </w:tcPr>
+          <w:p>
+            <w:pPr>
+              <w:spacing w:before="0" w:after="0"/>
+              <w:jc w:val="left"/>
+            </w:pPr>
+            <w:r>
+              <w:rPr>
+                <w:color w:val="A9B0B8"/>
+                <w:sz w:val="16"/>
+              </w:rPr>
+              <w:t>예) 2022.03 ~ 2024.02</w:t>
+            </w:r>
+          </w:p>
+        </w:tc>
+        <w:tc>
+          <w:tcPr>
+            <w:tcW w:type="dxa" w:w="2760"/>
+            <w:vAlign w:val="center"/>
+          </w:tcPr>
+          <w:p>
+            <w:pPr>
+              <w:spacing w:before="0" w:after="0"/>
+              <w:jc w:val="left"/>
+            </w:pPr>
+            <w:r>
+              <w:rPr>
+                <w:color w:val="A9B0B8"/>
+                <w:sz w:val="16"/>
+              </w:rPr>
+              <w:t>○○대학교 (졸업)</w:t>
+            </w:r>
+          </w:p>
+        </w:tc>
+        <w:tc>
+          <w:tcPr>
+            <w:tcW w:type="dxa" w:w="2760"/>
+            <w:vAlign w:val="center"/>
+          </w:tcPr>
+          <w:p>
+            <w:pPr>
+              <w:spacing w:before="0" w:after="0"/>
+              <w:jc w:val="left"/>
+            </w:pPr>
+            <w:r>
+              <w:rPr>
+                <w:color w:val="A9B0B8"/>
+                <w:sz w:val="16"/>
+              </w:rPr>
+              <w:t>○○학과 (졸업)</w:t>
+            </w:r>
+          </w:p>
+        </w:tc>
+        <w:tc>
+          <w:tcPr>
+            <w:tcW w:type="dxa" w:w="2760"/>
+            <w:vAlign w:val="center"/>
+          </w:tcPr>
+          <w:p>
+            <w:pPr>
+              <w:spacing w:before="0" w:after="0"/>
+              <w:jc w:val="left"/>
+            </w:pPr>
+            <w:r>
+              <w:rPr>
+                <w:color w:val="A9B0B8"/>
+                <w:sz w:val="16"/>
+              </w:rPr>
+              <w:t>우수 · 장학 등</w:t>
+            </w:r>
+          </w:p>
+        </w:tc>
+      </w:tr>
+      <w:tr>
+        <w:trPr>
+          <w:trHeight w:val="465" w:hRule="atLeast"/>
+          <w:cantSplit/>
+        </w:trPr>
+        <w:tc>
+          <w:tcPr>
+            <w:tcW w:type="dxa" w:w="2070"/>
+            <w:vAlign w:val="center"/>
+          </w:tcPr>
+          <w:p/>
+        </w:tc>
+        <w:tc>
+          <w:tcPr>
+            <w:tcW w:type="dxa" w:w="2760"/>
+            <w:vAlign w:val="center"/>
+          </w:tcPr>
+          <w:p/>
+        </w:tc>
+        <w:tc>
+          <w:tcPr>
+            <w:tcW w:type="dxa" w:w="2760"/>
+            <w:vAlign w:val="center"/>
+          </w:tcPr>
+          <w:p/>
+        </w:tc>
+        <w:tc>
+          <w:tcPr>
+            <w:tcW w:type="dxa" w:w="2760"/>
+            <w:vAlign w:val="center"/>
+          </w:tcPr>
+          <w:p/>
+        </w:tc>
+      </w:tr>
+      <w:tr>
+        <w:trPr>
+          <w:trHeight w:val="465" w:hRule="atLeast"/>
+          <w:cantSplit/>
+        </w:trPr>
+        <w:tc>
+          <w:tcPr>
+            <w:tcW w:type="dxa" w:w="2070"/>
+            <w:vAlign w:val="center"/>
+          </w:tcPr>
+          <w:p/>
+        </w:tc>
+        <w:tc>
+          <w:tcPr>
+            <w:tcW w:type="dxa" w:w="2760"/>
+            <w:vAlign w:val="center"/>
+          </w:tcPr>
+          <w:p/>
+        </w:tc>
+        <w:tc>
+          <w:tcPr>
+            <w:tcW w:type="dxa" w:w="2760"/>
+            <w:vAlign w:val="center"/>
+          </w:tcPr>
+          <w:p/>
+        </w:tc>
+        <w:tc>
+          <w:tcPr>
+            <w:tcW w:type="dxa" w:w="2760"/>
             <w:vAlign w:val="center"/>
           </w:tcPr>
           <w:p/>
@@ -640,28 +928,76 @@
             <w:tcW w:type="dxa" w:w="2070"/>
             <w:vAlign w:val="center"/>
           </w:tcPr>
-          <w:p/>
+          <w:p>
+            <w:pPr>
+              <w:spacing w:before="0" w:after="0"/>
+              <w:jc w:val="left"/>
+            </w:pPr>
+            <w:r>
+              <w:rPr>
+                <w:color w:val="A9B0B8"/>
+                <w:sz w:val="16"/>
+              </w:rPr>
+              <w:t>예) 2022.03 ~ 2024.02</w:t>
+            </w:r>
+          </w:p>
         </w:tc>
         <w:tc>
           <w:tcPr>
             <w:tcW w:type="dxa" w:w="2760"/>
             <w:vAlign w:val="center"/>
           </w:tcPr>
-          <w:p/>
+          <w:p>
+            <w:pPr>
+              <w:spacing w:before="0" w:after="0"/>
+              <w:jc w:val="left"/>
+            </w:pPr>
+            <w:r>
+              <w:rPr>
+                <w:color w:val="A9B0B8"/>
+                <w:sz w:val="16"/>
+              </w:rPr>
+              <w:t>○○(주) / ○○팀</w:t>
+            </w:r>
+          </w:p>
         </w:tc>
         <w:tc>
           <w:tcPr>
             <w:tcW w:type="dxa" w:w="2760"/>
             <w:vAlign w:val="center"/>
           </w:tcPr>
-          <w:p/>
+          <w:p>
+            <w:pPr>
+              <w:spacing w:before="0" w:after="0"/>
+              <w:jc w:val="left"/>
+            </w:pPr>
+            <w:r>
+              <w:rPr>
+                <w:color w:val="A9B0B8"/>
+                <w:sz w:val="16"/>
+              </w:rPr>
+              <w:t>○○ 담당</w:t>
+            </w:r>
+          </w:p>
         </w:tc>
         <w:tc>
           <w:tcPr>
             <w:tcW w:type="dxa" w:w="2760"/>
             <w:vAlign w:val="center"/>
           </w:tcPr>
-          <w:p/>
+          <w:p>
+            <w:pPr>
+              <w:spacing w:before="0" w:after="0"/>
+              <w:jc w:val="left"/>
+            </w:pPr>
+            <w:r>
+              <w:rPr>
+                <w:color w:val="A9B0B8"/>
+                <w:sz w:val="16"/>
+              </w:rPr>
+              <w:t>핵심 업무 + 숫자 성과</w:t>
+            </w:r>
+          </w:p>
         </w:tc>
       </w:tr>
       <w:tr>
@@ -1328,246 +1664,6 @@
     </w:p>
     <w:p>
       <w:pPr>
-        <w:keepNext/>
-        <w:pBdr>
-          <w:left w:val="single" w:sz="36" w:space="6" w:color="4D755A"/>
-        </w:pBdr>
-        <w:spacing w:before="240" w:after="80"/>
-        <w:ind w:left="140"/>
-        <w:jc w:val="left"/>
-      </w:pPr>
-      <w:r>
-        <w:rPr>
-          <w:rFonts w:ascii="바탕" w:hAnsi="바탕" w:eastAsia="바탕" w:cs="바탕"/>
-          <w:b/>
-          <w:color w:val="2B4634"/>
-          <w:sz w:val="22"/>
-        </w:rPr>
-        <w:t>학력 · 자격 · 교육</w:t>
-      </w:r>
-    </w:p>
-    <w:tbl>
-      <w:tblPr>
-        <w:tblW w:w="10350" w:type="dxa"/>
-        <w:jc w:val="left"/>
-        <w:tblBorders>
-          <w:top w:val="single" w:sz="4" w:space="0" w:color="C5D3CA"/>
-          <w:left w:val="single" w:sz="4" w:space="0" w:color="C5D3CA"/>
-          <w:bottom w:val="single" w:sz="4" w:space="0" w:color="C5D3CA"/>
-          <w:right w:val="single" w:sz="4" w:space="0" w:color="C5D3CA"/>
-          <w:insideH w:val="single" w:sz="4" w:space="0" w:color="C5D3CA"/>
-          <w:insideV w:val="single" w:sz="4" w:space="0" w:color="C5D3CA"/>
-        </w:tblBorders>
-        <w:tblLayout w:type="fixed"/>
-        <w:tblCellMar>
-          <w:top w:w="40" w:type="dxa"/>
-          <w:left w:w="80" w:type="dxa"/>
-          <w:bottom w:w="40" w:type="dxa"/>
-          <w:right w:w="80" w:type="dxa"/>
-        </w:tblCellMar>
-        <w:tblLook w:firstColumn="1" w:firstRow="1" w:lastColumn="0" w:lastRow="0" w:noHBand="0" w:noVBand="1" w:val="04A0"/>
-      </w:tblPr>
-      <w:tblGrid>
-        <w:gridCol w:w="2070"/>
-        <w:gridCol w:w="2760"/>
-        <w:gridCol w:w="2760"/>
-        <w:gridCol w:w="2760"/>
-      </w:tblGrid>
-      <w:tr>
-        <w:trPr>
-          <w:trHeight w:val="420" w:hRule="atLeast"/>
-          <w:cantSplit/>
-        </w:trPr>
-        <w:tc>
-          <w:tcPr>
-            <w:tcW w:type="dxa" w:w="2070"/>
-            <w:shd w:val="clear" w:color="auto" w:fill="F2F5F3"/>
-            <w:vAlign w:val="center"/>
-          </w:tcPr>
-          <w:p>
-            <w:pPr>
-              <w:spacing w:before="0" w:after="0"/>
-              <w:jc w:val="center"/>
-            </w:pPr>
-            <w:r>
-              <w:rPr>
-                <w:b/>
-                <w:color w:val="2B4634"/>
-                <w:sz w:val="19"/>
-              </w:rPr>
-              <w:t>기 간</w:t>
-            </w:r>
-          </w:p>
-        </w:tc>
-        <w:tc>
-          <w:tcPr>
-            <w:tcW w:type="dxa" w:w="2760"/>
-            <w:shd w:val="clear" w:color="auto" w:fill="F2F5F3"/>
-            <w:vAlign w:val="center"/>
-          </w:tcPr>
-          <w:p>
-            <w:pPr>
-              <w:spacing w:before="0" w:after="0"/>
-              <w:jc w:val="center"/>
-            </w:pPr>
-            <w:r>
-              <w:rPr>
-                <w:b/>
-                <w:color w:val="2B4634"/>
-                <w:sz w:val="19"/>
-              </w:rPr>
-              <w:t>학교 / 기관</w:t>
-            </w:r>
-          </w:p>
-        </w:tc>
-        <w:tc>
-          <w:tcPr>
-            <w:tcW w:type="dxa" w:w="2760"/>
-            <w:shd w:val="clear" w:color="auto" w:fill="F2F5F3"/>
-            <w:vAlign w:val="center"/>
-          </w:tcPr>
-          <w:p>
-            <w:pPr>
-              <w:spacing w:before="0" w:after="0"/>
-              <w:jc w:val="center"/>
-            </w:pPr>
-            <w:r>
-              <w:rPr>
-                <w:b/>
-                <w:color w:val="2B4634"/>
-                <w:sz w:val="19"/>
-              </w:rPr>
-              <w:t>전공 / 자격명</w:t>
-            </w:r>
-          </w:p>
-        </w:tc>
-        <w:tc>
-          <w:tcPr>
-            <w:tcW w:type="dxa" w:w="2760"/>
-            <w:shd w:val="clear" w:color="auto" w:fill="F2F5F3"/>
-            <w:vAlign w:val="center"/>
-          </w:tcPr>
-          <w:p>
-            <w:pPr>
-              <w:spacing w:before="0" w:after="0"/>
-              <w:jc w:val="center"/>
-            </w:pPr>
-            <w:r>
-              <w:rPr>
-                <w:b/>
-                <w:color w:val="2B4634"/>
-                <w:sz w:val="19"/>
-              </w:rPr>
-              <w:t>비 고</w:t>
-            </w:r>
-          </w:p>
-        </w:tc>
-      </w:tr>
-      <w:tr>
-        <w:trPr>
-          <w:trHeight w:val="465" w:hRule="atLeast"/>
-          <w:cantSplit/>
-        </w:trPr>
-        <w:tc>
-          <w:tcPr>
-            <w:tcW w:type="dxa" w:w="2070"/>
-            <w:vAlign w:val="center"/>
-          </w:tcPr>
-          <w:p/>
-        </w:tc>
-        <w:tc>
-          <w:tcPr>
-            <w:tcW w:type="dxa" w:w="2760"/>
-            <w:vAlign w:val="center"/>
-          </w:tcPr>
-          <w:p/>
-        </w:tc>
-        <w:tc>
-          <w:tcPr>
-            <w:tcW w:type="dxa" w:w="2760"/>
-            <w:vAlign w:val="center"/>
-          </w:tcPr>
-          <w:p/>
-        </w:tc>
-        <w:tc>
-          <w:tcPr>
-            <w:tcW w:type="dxa" w:w="2760"/>
-            <w:vAlign w:val="center"/>
-          </w:tcPr>
-          <w:p/>
-        </w:tc>
-      </w:tr>
-      <w:tr>
-        <w:trPr>
-          <w:trHeight w:val="465" w:hRule="atLeast"/>
-          <w:cantSplit/>
-        </w:trPr>
-        <w:tc>
-          <w:tcPr>
-            <w:tcW w:type="dxa" w:w="2070"/>
-            <w:vAlign w:val="center"/>
-          </w:tcPr>
-          <w:p/>
-        </w:tc>
-        <w:tc>
-          <w:tcPr>
-            <w:tcW w:type="dxa" w:w="2760"/>
-            <w:vAlign w:val="center"/>
-          </w:tcPr>
-          <w:p/>
-        </w:tc>
-        <w:tc>
-          <w:tcPr>
-            <w:tcW w:type="dxa" w:w="2760"/>
-            <w:vAlign w:val="center"/>
-          </w:tcPr>
-          <w:p/>
-        </w:tc>
-        <w:tc>
-          <w:tcPr>
-            <w:tcW w:type="dxa" w:w="2760"/>
-            <w:vAlign w:val="center"/>
-          </w:tcPr>
-          <w:p/>
-        </w:tc>
-      </w:tr>
-      <w:tr>
-        <w:trPr>
-          <w:trHeight w:val="465" w:hRule="atLeast"/>
-          <w:cantSplit/>
-        </w:trPr>
-        <w:tc>
-          <w:tcPr>
-            <w:tcW w:type="dxa" w:w="2070"/>
-            <w:vAlign w:val="center"/>
-          </w:tcPr>
-          <w:p/>
-        </w:tc>
-        <w:tc>
-          <w:tcPr>
-            <w:tcW w:type="dxa" w:w="2760"/>
-            <w:vAlign w:val="center"/>
-          </w:tcPr>
-          <w:p/>
-        </w:tc>
-        <w:tc>
-          <w:tcPr>
-            <w:tcW w:type="dxa" w:w="2760"/>
-            <w:vAlign w:val="center"/>
-          </w:tcPr>
-          <w:p/>
-        </w:tc>
-        <w:tc>
-          <w:tcPr>
-            <w:tcW w:type="dxa" w:w="2760"/>
-            <w:vAlign w:val="center"/>
-          </w:tcPr>
-          <w:p/>
-        </w:tc>
-      </w:tr>
-    </w:tbl>
-    <w:p>
-      <w:pPr>
         <w:keepNext w:val="0"/>
         <w:spacing w:before="280" w:after="0"/>
         <w:jc w:val="center"/>

--- a/public/fun/forms/이력서_데이터분석가_1_정석형.docx
+++ b/public/fun/forms/이력서_데이터분석가_1_정석형.docx
@@ -56,10 +56,10 @@
         <w:tblLook w:firstColumn="1" w:firstRow="1" w:lastColumn="0" w:lastRow="0" w:noHBand="0" w:noVBand="1" w:val="04A0"/>
       </w:tblPr>
       <w:tblGrid>
-        <w:gridCol w:w="1200"/>
+        <w:gridCol w:w="1620"/>
         <w:gridCol w:w="3975"/>
-        <w:gridCol w:w="1200"/>
-        <w:gridCol w:w="3975"/>
+        <w:gridCol w:w="1620"/>
+        <w:gridCol w:w="3135"/>
       </w:tblGrid>
       <w:tr>
         <w:trPr>
@@ -68,7 +68,7 @@
         </w:trPr>
         <w:tc>
           <w:tcPr>
-            <w:tcW w:type="dxa" w:w="1200"/>
+            <w:tcW w:type="dxa" w:w="1620"/>
             <w:shd w:val="clear" w:color="auto" w:fill="F2F5F3"/>
             <w:vAlign w:val="center"/>
           </w:tcPr>
@@ -96,7 +96,7 @@
         </w:tc>
         <w:tc>
           <w:tcPr>
-            <w:tcW w:type="dxa" w:w="1200"/>
+            <w:tcW w:type="dxa" w:w="1620"/>
             <w:shd w:val="clear" w:color="auto" w:fill="F2F5F3"/>
             <w:vAlign w:val="center"/>
           </w:tcPr>
@@ -117,7 +117,7 @@
         </w:tc>
         <w:tc>
           <w:tcPr>
-            <w:tcW w:type="dxa" w:w="3975"/>
+            <w:tcW w:type="dxa" w:w="3135"/>
             <w:vAlign w:val="center"/>
           </w:tcPr>
           <w:p/>
@@ -130,7 +130,7 @@
         </w:trPr>
         <w:tc>
           <w:tcPr>
-            <w:tcW w:type="dxa" w:w="1200"/>
+            <w:tcW w:type="dxa" w:w="1620"/>
             <w:shd w:val="clear" w:color="auto" w:fill="F2F5F3"/>
             <w:vAlign w:val="center"/>
           </w:tcPr>
@@ -158,7 +158,7 @@
         </w:tc>
         <w:tc>
           <w:tcPr>
-            <w:tcW w:type="dxa" w:w="1200"/>
+            <w:tcW w:type="dxa" w:w="1620"/>
             <w:shd w:val="clear" w:color="auto" w:fill="F2F5F3"/>
             <w:vAlign w:val="center"/>
           </w:tcPr>
@@ -179,7 +179,7 @@
         </w:tc>
         <w:tc>
           <w:tcPr>
-            <w:tcW w:type="dxa" w:w="3975"/>
+            <w:tcW w:type="dxa" w:w="3135"/>
             <w:vAlign w:val="center"/>
           </w:tcPr>
           <w:p/>
@@ -192,7 +192,7 @@
         </w:trPr>
         <w:tc>
           <w:tcPr>
-            <w:tcW w:type="dxa" w:w="1200"/>
+            <w:tcW w:type="dxa" w:w="1620"/>
             <w:shd w:val="clear" w:color="auto" w:fill="F2F5F3"/>
             <w:vAlign w:val="center"/>
           </w:tcPr>
@@ -213,7 +213,7 @@
         </w:tc>
         <w:tc>
           <w:tcPr>
-            <w:tcW w:type="dxa" w:w="9150"/>
+            <w:tcW w:type="dxa" w:w="8730"/>
             <w:gridSpan w:val="3"/>
             <w:vAlign w:val="center"/>
           </w:tcPr>
@@ -1111,10 +1111,10 @@
         <w:tblLook w:firstColumn="1" w:firstRow="1" w:lastColumn="0" w:lastRow="0" w:noHBand="0" w:noVBand="1" w:val="04A0"/>
       </w:tblPr>
       <w:tblGrid>
-        <w:gridCol w:w="1380"/>
-        <w:gridCol w:w="3795"/>
-        <w:gridCol w:w="1380"/>
-        <w:gridCol w:w="3795"/>
+        <w:gridCol w:w="1740"/>
+        <w:gridCol w:w="3435"/>
+        <w:gridCol w:w="1740"/>
+        <w:gridCol w:w="3435"/>
       </w:tblGrid>
       <w:tr>
         <w:trPr>
@@ -1123,7 +1123,7 @@
         </w:trPr>
         <w:tc>
           <w:tcPr>
-            <w:tcW w:type="dxa" w:w="1380"/>
+            <w:tcW w:type="dxa" w:w="1740"/>
             <w:shd w:val="clear" w:color="auto" w:fill="F2F5F3"/>
             <w:vAlign w:val="center"/>
           </w:tcPr>
@@ -1144,14 +1144,14 @@
         </w:tc>
         <w:tc>
           <w:tcPr>
-            <w:tcW w:type="dxa" w:w="3795"/>
+            <w:tcW w:type="dxa" w:w="3435"/>
             <w:vAlign w:val="center"/>
           </w:tcPr>
           <w:p/>
         </w:tc>
         <w:tc>
           <w:tcPr>
-            <w:tcW w:type="dxa" w:w="1380"/>
+            <w:tcW w:type="dxa" w:w="1740"/>
             <w:shd w:val="clear" w:color="auto" w:fill="F2F5F3"/>
             <w:vAlign w:val="center"/>
           </w:tcPr>
@@ -1172,7 +1172,7 @@
         </w:tc>
         <w:tc>
           <w:tcPr>
-            <w:tcW w:type="dxa" w:w="3795"/>
+            <w:tcW w:type="dxa" w:w="3435"/>
             <w:vAlign w:val="center"/>
           </w:tcPr>
           <w:p/>
@@ -1185,7 +1185,7 @@
         </w:trPr>
         <w:tc>
           <w:tcPr>
-            <w:tcW w:type="dxa" w:w="1380"/>
+            <w:tcW w:type="dxa" w:w="1740"/>
             <w:shd w:val="clear" w:color="auto" w:fill="F2F5F3"/>
             <w:vAlign w:val="center"/>
           </w:tcPr>
@@ -1206,14 +1206,14 @@
         </w:tc>
         <w:tc>
           <w:tcPr>
-            <w:tcW w:type="dxa" w:w="3795"/>
+            <w:tcW w:type="dxa" w:w="3435"/>
             <w:vAlign w:val="center"/>
           </w:tcPr>
           <w:p/>
         </w:tc>
         <w:tc>
           <w:tcPr>
-            <w:tcW w:type="dxa" w:w="1380"/>
+            <w:tcW w:type="dxa" w:w="1740"/>
             <w:shd w:val="clear" w:color="auto" w:fill="F2F5F3"/>
             <w:vAlign w:val="center"/>
           </w:tcPr>
@@ -1228,13 +1228,15 @@
                 <w:color w:val="2B4634"/>
                 <w:sz w:val="19"/>
               </w:rPr>
-              <w:t>사용 데이터 · 도구</w:t>
+              <w:t>사용 데이터 ·</w:t>
+              <w:br/>
+              <w:t>도구</w:t>
             </w:r>
           </w:p>
         </w:tc>
         <w:tc>
           <w:tcPr>
-            <w:tcW w:type="dxa" w:w="3795"/>
+            <w:tcW w:type="dxa" w:w="3435"/>
             <w:vAlign w:val="center"/>
           </w:tcPr>
           <w:p/>
@@ -1247,7 +1249,7 @@
         </w:trPr>
         <w:tc>
           <w:tcPr>
-            <w:tcW w:type="dxa" w:w="1380"/>
+            <w:tcW w:type="dxa" w:w="1740"/>
             <w:shd w:val="clear" w:color="auto" w:fill="F2F5F3"/>
             <w:vAlign w:val="center"/>
           </w:tcPr>
@@ -1262,13 +1264,17 @@
                 <w:color w:val="2B4634"/>
                 <w:sz w:val="19"/>
               </w:rPr>
-              <w:t>분석 질문 → 방법 → 의사결정 영향</w:t>
+              <w:t>분석 질문 →</w:t>
+              <w:br/>
+              <w:t>방법 →</w:t>
+              <w:br/>
+              <w:t>의사결정 영향</w:t>
             </w:r>
           </w:p>
         </w:tc>
         <w:tc>
           <w:tcPr>
-            <w:tcW w:type="dxa" w:w="8970"/>
+            <w:tcW w:type="dxa" w:w="8610"/>
             <w:gridSpan w:val="3"/>
           </w:tcPr>
           <w:p/>
@@ -1302,10 +1308,10 @@
         <w:tblLook w:firstColumn="1" w:firstRow="1" w:lastColumn="0" w:lastRow="0" w:noHBand="0" w:noVBand="1" w:val="04A0"/>
       </w:tblPr>
       <w:tblGrid>
-        <w:gridCol w:w="1380"/>
-        <w:gridCol w:w="3795"/>
-        <w:gridCol w:w="1380"/>
-        <w:gridCol w:w="3795"/>
+        <w:gridCol w:w="1740"/>
+        <w:gridCol w:w="3435"/>
+        <w:gridCol w:w="1740"/>
+        <w:gridCol w:w="3435"/>
       </w:tblGrid>
       <w:tr>
         <w:trPr>
@@ -1314,7 +1320,7 @@
         </w:trPr>
         <w:tc>
           <w:tcPr>
-            <w:tcW w:type="dxa" w:w="1380"/>
+            <w:tcW w:type="dxa" w:w="1740"/>
             <w:shd w:val="clear" w:color="auto" w:fill="F2F5F3"/>
             <w:vAlign w:val="center"/>
           </w:tcPr>
@@ -1335,14 +1341,14 @@
         </w:tc>
         <w:tc>
           <w:tcPr>
-            <w:tcW w:type="dxa" w:w="3795"/>
+            <w:tcW w:type="dxa" w:w="3435"/>
             <w:vAlign w:val="center"/>
           </w:tcPr>
           <w:p/>
         </w:tc>
         <w:tc>
           <w:tcPr>
-            <w:tcW w:type="dxa" w:w="1380"/>
+            <w:tcW w:type="dxa" w:w="1740"/>
             <w:shd w:val="clear" w:color="auto" w:fill="F2F5F3"/>
             <w:vAlign w:val="center"/>
           </w:tcPr>
@@ -1363,7 +1369,7 @@
         </w:tc>
         <w:tc>
           <w:tcPr>
-            <w:tcW w:type="dxa" w:w="3795"/>
+            <w:tcW w:type="dxa" w:w="3435"/>
             <w:vAlign w:val="center"/>
           </w:tcPr>
           <w:p/>
@@ -1376,7 +1382,7 @@
         </w:trPr>
         <w:tc>
           <w:tcPr>
-            <w:tcW w:type="dxa" w:w="1380"/>
+            <w:tcW w:type="dxa" w:w="1740"/>
             <w:shd w:val="clear" w:color="auto" w:fill="F2F5F3"/>
             <w:vAlign w:val="center"/>
           </w:tcPr>
@@ -1397,14 +1403,14 @@
         </w:tc>
         <w:tc>
           <w:tcPr>
-            <w:tcW w:type="dxa" w:w="3795"/>
+            <w:tcW w:type="dxa" w:w="3435"/>
             <w:vAlign w:val="center"/>
           </w:tcPr>
           <w:p/>
         </w:tc>
         <w:tc>
           <w:tcPr>
-            <w:tcW w:type="dxa" w:w="1380"/>
+            <w:tcW w:type="dxa" w:w="1740"/>
             <w:shd w:val="clear" w:color="auto" w:fill="F2F5F3"/>
             <w:vAlign w:val="center"/>
           </w:tcPr>
@@ -1419,13 +1425,15 @@
                 <w:color w:val="2B4634"/>
                 <w:sz w:val="19"/>
               </w:rPr>
-              <w:t>사용 데이터 · 도구</w:t>
+              <w:t>사용 데이터 ·</w:t>
+              <w:br/>
+              <w:t>도구</w:t>
             </w:r>
           </w:p>
         </w:tc>
         <w:tc>
           <w:tcPr>
-            <w:tcW w:type="dxa" w:w="3795"/>
+            <w:tcW w:type="dxa" w:w="3435"/>
             <w:vAlign w:val="center"/>
           </w:tcPr>
           <w:p/>
@@ -1438,7 +1446,7 @@
         </w:trPr>
         <w:tc>
           <w:tcPr>
-            <w:tcW w:type="dxa" w:w="1380"/>
+            <w:tcW w:type="dxa" w:w="1740"/>
             <w:shd w:val="clear" w:color="auto" w:fill="F2F5F3"/>
             <w:vAlign w:val="center"/>
           </w:tcPr>
@@ -1453,13 +1461,17 @@
                 <w:color w:val="2B4634"/>
                 <w:sz w:val="19"/>
               </w:rPr>
-              <w:t>분석 질문 → 방법 → 의사결정 영향</w:t>
+              <w:t>분석 질문 →</w:t>
+              <w:br/>
+              <w:t>방법 →</w:t>
+              <w:br/>
+              <w:t>의사결정 영향</w:t>
             </w:r>
           </w:p>
         </w:tc>
         <w:tc>
           <w:tcPr>
-            <w:tcW w:type="dxa" w:w="8970"/>
+            <w:tcW w:type="dxa" w:w="8610"/>
             <w:gridSpan w:val="3"/>
           </w:tcPr>
           <w:p/>
@@ -1493,10 +1505,10 @@
         <w:tblLook w:firstColumn="1" w:firstRow="1" w:lastColumn="0" w:lastRow="0" w:noHBand="0" w:noVBand="1" w:val="04A0"/>
       </w:tblPr>
       <w:tblGrid>
-        <w:gridCol w:w="1380"/>
-        <w:gridCol w:w="3795"/>
-        <w:gridCol w:w="1380"/>
-        <w:gridCol w:w="3795"/>
+        <w:gridCol w:w="1740"/>
+        <w:gridCol w:w="3435"/>
+        <w:gridCol w:w="1740"/>
+        <w:gridCol w:w="3435"/>
       </w:tblGrid>
       <w:tr>
         <w:trPr>
@@ -1505,7 +1517,7 @@
         </w:trPr>
         <w:tc>
           <w:tcPr>
-            <w:tcW w:type="dxa" w:w="1380"/>
+            <w:tcW w:type="dxa" w:w="1740"/>
             <w:shd w:val="clear" w:color="auto" w:fill="F2F5F3"/>
             <w:vAlign w:val="center"/>
           </w:tcPr>
@@ -1526,14 +1538,14 @@
         </w:tc>
         <w:tc>
           <w:tcPr>
-            <w:tcW w:type="dxa" w:w="3795"/>
+            <w:tcW w:type="dxa" w:w="3435"/>
             <w:vAlign w:val="center"/>
           </w:tcPr>
           <w:p/>
         </w:tc>
         <w:tc>
           <w:tcPr>
-            <w:tcW w:type="dxa" w:w="1380"/>
+            <w:tcW w:type="dxa" w:w="1740"/>
             <w:shd w:val="clear" w:color="auto" w:fill="F2F5F3"/>
             <w:vAlign w:val="center"/>
           </w:tcPr>
@@ -1554,7 +1566,7 @@
         </w:tc>
         <w:tc>
           <w:tcPr>
-            <w:tcW w:type="dxa" w:w="3795"/>
+            <w:tcW w:type="dxa" w:w="3435"/>
             <w:vAlign w:val="center"/>
           </w:tcPr>
           <w:p/>
@@ -1567,7 +1579,7 @@
         </w:trPr>
         <w:tc>
           <w:tcPr>
-            <w:tcW w:type="dxa" w:w="1380"/>
+            <w:tcW w:type="dxa" w:w="1740"/>
             <w:shd w:val="clear" w:color="auto" w:fill="F2F5F3"/>
             <w:vAlign w:val="center"/>
           </w:tcPr>
@@ -1588,14 +1600,14 @@
         </w:tc>
         <w:tc>
           <w:tcPr>
-            <w:tcW w:type="dxa" w:w="3795"/>
+            <w:tcW w:type="dxa" w:w="3435"/>
             <w:vAlign w:val="center"/>
           </w:tcPr>
           <w:p/>
         </w:tc>
         <w:tc>
           <w:tcPr>
-            <w:tcW w:type="dxa" w:w="1380"/>
+            <w:tcW w:type="dxa" w:w="1740"/>
             <w:shd w:val="clear" w:color="auto" w:fill="F2F5F3"/>
             <w:vAlign w:val="center"/>
           </w:tcPr>
@@ -1610,13 +1622,15 @@
                 <w:color w:val="2B4634"/>
                 <w:sz w:val="19"/>
               </w:rPr>
-              <w:t>사용 데이터 · 도구</w:t>
+              <w:t>사용 데이터 ·</w:t>
+              <w:br/>
+              <w:t>도구</w:t>
             </w:r>
           </w:p>
         </w:tc>
         <w:tc>
           <w:tcPr>
-            <w:tcW w:type="dxa" w:w="3795"/>
+            <w:tcW w:type="dxa" w:w="3435"/>
             <w:vAlign w:val="center"/>
           </w:tcPr>
           <w:p/>
@@ -1629,7 +1643,7 @@
         </w:trPr>
         <w:tc>
           <w:tcPr>
-            <w:tcW w:type="dxa" w:w="1380"/>
+            <w:tcW w:type="dxa" w:w="1740"/>
             <w:shd w:val="clear" w:color="auto" w:fill="F2F5F3"/>
             <w:vAlign w:val="center"/>
           </w:tcPr>
@@ -1644,13 +1658,17 @@
                 <w:color w:val="2B4634"/>
                 <w:sz w:val="19"/>
               </w:rPr>
-              <w:t>분석 질문 → 방법 → 의사결정 영향</w:t>
+              <w:t>분석 질문 →</w:t>
+              <w:br/>
+              <w:t>방법 →</w:t>
+              <w:br/>
+              <w:t>의사결정 영향</w:t>
             </w:r>
           </w:p>
         </w:tc>
         <w:tc>
           <w:tcPr>
-            <w:tcW w:type="dxa" w:w="8970"/>
+            <w:tcW w:type="dxa" w:w="8610"/>
             <w:gridSpan w:val="3"/>
           </w:tcPr>
           <w:p/>

--- a/public/fun/forms/이력서_데이터분석가_1_정석형.docx
+++ b/public/fun/forms/이력서_데이터분석가_1_정석형.docx
@@ -378,7 +378,7 @@
                 <w:color w:val="A9B0B8"/>
                 <w:sz w:val="16"/>
               </w:rPr>
-              <w:t>예) 2022.03 ~ 2024.02</w:t>
+              <w:t>예) ○○○○.○○ ~ ○○○○.○○</w:t>
             </w:r>
           </w:p>
         </w:tc>
@@ -397,7 +397,7 @@
                 <w:color w:val="A9B0B8"/>
                 <w:sz w:val="16"/>
               </w:rPr>
-              <w:t>○○대학교 (졸업)</w:t>
+              <w:t>학교명 입력 (졸업)</w:t>
             </w:r>
           </w:p>
         </w:tc>
@@ -416,7 +416,7 @@
                 <w:color w:val="A9B0B8"/>
                 <w:sz w:val="16"/>
               </w:rPr>
-              <w:t>○○학과 (졸업)</w:t>
+              <w:t>학과명 입력 (졸업)</w:t>
             </w:r>
           </w:p>
         </w:tc>
@@ -938,7 +938,7 @@
                 <w:color w:val="A9B0B8"/>
                 <w:sz w:val="16"/>
               </w:rPr>
-              <w:t>예) 2022.03 ~ 2024.02</w:t>
+              <w:t>예) ○○○○.○○ ~ ○○○○.○○</w:t>
             </w:r>
           </w:p>
         </w:tc>
@@ -1703,7 +1703,7 @@
         <w:rPr>
           <w:sz w:val="20"/>
         </w:rPr>
-        <w:t>20        년        월        일        작성자 :  ____________________  (서명)</w:t>
+        <w:t xml:space="preserve">          년        월        일        작성자 :  ____________________  (서명)</w:t>
       </w:r>
     </w:p>
     <w:p>
@@ -1969,7 +1969,7 @@
                 <w:color w:val="4D755A"/>
                 <w:sz w:val="19"/>
               </w:rPr>
-              <w:t>2023.02~현재 · ○○ 커머스 · SQL·Python으로 이탈 예측 모델 · 이탈 고객 재구매 캠페인 전환 +19%</w:t>
+              <w:t>기간 입력 · ○○ 커머스 · SQL·Python으로 이탈 예측 모델 · 이탈 고객 재구매 캠페인 전환 +19%</w:t>
             </w:r>
           </w:p>
         </w:tc>
